--- a/docs/Rover Software - Maze Explorer - User Manual.docx
+++ b/docs/Rover Software - Maze Explorer - User Manual.docx
@@ -38,7 +38,7 @@
         <w:rPr>
           <w:color w:val="5B6867"/>
         </w:rPr>
-        <w:t xml:space="preserve">Software version 1.1, 17 October 2026.</w:t>
+        <w:t xml:space="preserve">Software version 1.2, 17 October 2026.</w:t>
       </w:r>
     </w:p>
     <w:p>
@@ -182,7 +182,7 @@
         <w:t xml:space="preserve">Maze explorer</w:t>
       </w:r>
       <w:r>
-        <w:t xml:space="preserve"> package of the rover software, version 1.1. Everything in the Basic functions package, plus the </w:t>
+        <w:t xml:space="preserve"> package of the rover software, version 1.2. Everything in the Basic functions package, plus the </w:t>
       </w:r>
       <w:r>
         <w:rPr>
@@ -337,7 +337,7 @@
         <w:keepNext/>
       </w:pPr>
       <w:r>
-        <w:t xml:space="preserve">The parts of the file you change</w:t>
+        <w:t xml:space="preserve">The parts of the file you change first</w:t>
       </w:r>
     </w:p>
     <w:p>
@@ -345,7 +345,7 @@
         <w:spacing w:after="120"/>
       </w:pPr>
       <w:r>
-        <w:t xml:space="preserve">Your program file is long, but you only ever change three parts of it. Everything else is the rover software: read it if you are curious, but do not change it.</w:t>
+        <w:t xml:space="preserve">Your program file is long, but to get your rover going you only need to change three parts of it. Everything else is the rover software. Read it, play with it and change it if you like: that is the best way to understand how the rover works. Save a copy of a version that works first, so you can always go back.</w:t>
       </w:r>
     </w:p>
     <w:tbl>
@@ -1206,7 +1206,7 @@
                 <w:sz w:val="20"/>
                 <w:szCs w:val="20"/>
               </w:rPr>
-              <w:t xml:space="preserve">=== ROVER SOFTWARE 1.1 ===</w:t>
+              <w:t xml:space="preserve">=== ROVER SOFTWARE 1.2 ===</w:t>
             </w:r>
             <w:r>
               <w:t xml:space="preserve">.</w:t>
@@ -1387,7 +1387,7 @@
               <w:spacing w:after="40" w:before="40"/>
             </w:pPr>
             <w:r>
-              <w:t xml:space="preserve">Speeds and other numbers you can normally leave alone (chapter 10).</w:t>
+              <w:t xml:space="preserve">Speeds and other numbers whose defaults work for most rovers (chapter 10).</w:t>
             </w:r>
           </w:p>
         </w:tc>
@@ -10020,6 +10020,46 @@
     </w:p>
     <w:p>
       <w:pPr>
+        <w:pBdr>
+          <w:left w:val="single" w:color="2459C4" w:sz="24" w:space="8"/>
+        </w:pBdr>
+        <w:shd w:fill="E6EEF8" w:color="auto" w:val="clear"/>
+        <w:spacing w:after="160" w:before="80"/>
+        <w:ind w:left="200" w:right="120"/>
+      </w:pPr>
+      <w:r>
+        <w:rPr>
+          <w:b/>
+          <w:bCs/>
+          <w:color w:val="2459C4"/>
+        </w:rPr>
+        <w:t xml:space="preserve">Remember: </w:t>
+      </w:r>
+      <w:r>
+        <w:rPr>
+          <w:b/>
+          <w:bCs/>
+        </w:rPr>
+        <w:t xml:space="preserve">Front or back for the colour sensor?</w:t>
+      </w:r>
+      <w:r>
+        <w:t xml:space="preserve"> Front is better. With </w:t>
+      </w:r>
+      <w:r>
+        <w:rPr>
+          <w:rFonts w:ascii="Consolas" w:cs="Consolas" w:eastAsia="Consolas" w:hAnsi="Consolas"/>
+          <w:color w:val="7A2E12"/>
+          <w:sz w:val="20"/>
+          <w:szCs w:val="20"/>
+        </w:rPr>
+        <w:t xml:space="preserve">CHECK_BY_WALLS = True</w:t>
+      </w:r>
+      <w:r>
+        <w:t xml:space="preserve">, a rover with the sensor in front just drives up to each wall and back. With it behind, the rover must turn round at every wall and reverse blind (there is no sensor at the back), which is slower, riskier, and needs room to turn.</w:t>
+      </w:r>
+    </w:p>
+    <w:p>
+      <w:pPr>
         <w:pStyle w:val="Heading1"/>
         <w:keepNext/>
         <w:pageBreakBefore/>
@@ -10033,14 +10073,17 @@
         <w:spacing w:after="120"/>
       </w:pPr>
       <w:r>
-        <w:t xml:space="preserve">The FINE TUNING settings are below the SETTINGS in your file. The default values (in brackets) work for most rovers, so </w:t>
+        <w:t xml:space="preserve">The FINE TUNING settings are below the SETTINGS in your file. The default values (in brackets) work for most rovers. </w:t>
       </w:r>
       <w:r>
         <w:rPr>
           <w:b/>
           <w:bCs/>
         </w:rPr>
-        <w:t xml:space="preserve">leave them alone unless something below describes your problem.</w:t>
+        <w:t xml:space="preserve">Start with the defaults</w:t>
+      </w:r>
+      <w:r>
+        <w:t xml:space="preserve">, then change a setting when something below describes your problem, or when you want to see what it does.</w:t>
       </w:r>
     </w:p>
     <w:p>
@@ -10234,10 +10277,22 @@
                 <w:sz w:val="20"/>
                 <w:szCs w:val="20"/>
               </w:rPr>
+              <w:t xml:space="preserve">DRIVE_SPEED_UP_CM</w:t>
+            </w:r>
+            <w:r>
+              <w:t xml:space="preserve"> (4), </w:t>
+            </w:r>
+            <w:r>
+              <w:rPr>
+                <w:rFonts w:ascii="Consolas" w:cs="Consolas" w:eastAsia="Consolas" w:hAnsi="Consolas"/>
+                <w:color w:val="7A2E12"/>
+                <w:sz w:val="20"/>
+                <w:szCs w:val="20"/>
+              </w:rPr>
               <w:t xml:space="preserve">DRIVE_SLOW_ZONE_CM</w:t>
             </w:r>
             <w:r>
-              <w:t xml:space="preserve"> (3)</w:t>
+              <w:t xml:space="preserve"> (4)</w:t>
             </w:r>
           </w:p>
         </w:tc>
@@ -10256,7 +10311,7 @@
               <w:spacing w:after="40" w:before="40"/>
             </w:pPr>
             <w:r>
-              <w:t xml:space="preserve">The rover slows down for the last few cm of a drive, so it stops on the spot. If drives overshoot, make the zone bigger or the slow speed lower.</w:t>
+              <w:t xml:space="preserve">The rover speeds up gently over the first few cm of a drive and slows down gently over the last few, so it does not lurch and stops on the spot. If drives overshoot, make the slow zone bigger or the slow speed lower. If the rover still jerks, make both zones bigger.</w:t>
             </w:r>
           </w:p>
         </w:tc>
@@ -10609,7 +10664,7 @@
               <w:t xml:space="preserve">MAX_TRUSTED_CM</w:t>
             </w:r>
             <w:r>
-              <w:t xml:space="preserve"> (180)</w:t>
+              <w:t xml:space="preserve"> (200)</w:t>
             </w:r>
           </w:p>
         </w:tc>
@@ -10628,7 +10683,7 @@
               <w:spacing w:after="40" w:before="40"/>
             </w:pPr>
             <w:r>
-              <w:t xml:space="preserve">Distance readings further than this count as “no echo”. Set it a little below the longest straight path in your course.</w:t>
+              <w:t xml:space="preserve">Distance readings further than this count as “no echo”. The sensor cannot see further than 2 m. If no straight path in your course is that long, set it a little below the longest one.</w:t>
             </w:r>
           </w:p>
         </w:tc>
@@ -12253,7 +12308,7 @@
         <w:sz w:val="16"/>
         <w:szCs w:val="16"/>
       </w:rPr>
-      <w:t xml:space="preserve">Rover Software — Maze explorer  ·  version 1.1  ·  page </w:t>
+      <w:t xml:space="preserve">Rover Software — Maze explorer  ·  version 1.2  ·  page </w:t>
     </w:r>
     <w:r>
       <w:rPr>

--- a/docs/Rover Software - Maze Explorer - User Manual.docx
+++ b/docs/Rover Software - Maze Explorer - User Manual.docx
@@ -38,7 +38,7 @@
         <w:rPr>
           <w:color w:val="5B6867"/>
         </w:rPr>
-        <w:t xml:space="preserve">Software version 1.1, 17 October 2026.</w:t>
+        <w:t xml:space="preserve">Software version 1.2, 17 October 2026.</w:t>
       </w:r>
     </w:p>
     <w:p>
@@ -182,7 +182,7 @@
         <w:t xml:space="preserve">Maze explorer</w:t>
       </w:r>
       <w:r>
-        <w:t xml:space="preserve"> package of the rover software, version 1.1. Everything in the Basic functions package, plus the </w:t>
+        <w:t xml:space="preserve"> package of the rover software, version 1.2. Everything in the Basic functions package, plus the </w:t>
       </w:r>
       <w:r>
         <w:rPr>
@@ -1206,7 +1206,7 @@
                 <w:sz w:val="20"/>
                 <w:szCs w:val="20"/>
               </w:rPr>
-              <w:t xml:space="preserve">=== ROVER SOFTWARE 1.1 ===</w:t>
+              <w:t xml:space="preserve">=== ROVER SOFTWARE 1.2 ===</w:t>
             </w:r>
             <w:r>
               <w:t xml:space="preserve">.</w:t>
@@ -10020,6 +10020,46 @@
     </w:p>
     <w:p>
       <w:pPr>
+        <w:pBdr>
+          <w:left w:val="single" w:color="2459C4" w:sz="24" w:space="8"/>
+        </w:pBdr>
+        <w:shd w:fill="E6EEF8" w:color="auto" w:val="clear"/>
+        <w:spacing w:after="160" w:before="80"/>
+        <w:ind w:left="200" w:right="120"/>
+      </w:pPr>
+      <w:r>
+        <w:rPr>
+          <w:b/>
+          <w:bCs/>
+          <w:color w:val="2459C4"/>
+        </w:rPr>
+        <w:t xml:space="preserve">Remember: </w:t>
+      </w:r>
+      <w:r>
+        <w:rPr>
+          <w:b/>
+          <w:bCs/>
+        </w:rPr>
+        <w:t xml:space="preserve">Front or back for the colour sensor?</w:t>
+      </w:r>
+      <w:r>
+        <w:t xml:space="preserve"> Front is better. With </w:t>
+      </w:r>
+      <w:r>
+        <w:rPr>
+          <w:rFonts w:ascii="Consolas" w:cs="Consolas" w:eastAsia="Consolas" w:hAnsi="Consolas"/>
+          <w:color w:val="7A2E12"/>
+          <w:sz w:val="20"/>
+          <w:szCs w:val="20"/>
+        </w:rPr>
+        <w:t xml:space="preserve">CHECK_BY_WALLS = True</w:t>
+      </w:r>
+      <w:r>
+        <w:t xml:space="preserve">, a rover with the sensor in front just drives up to each wall and back. With it behind, the rover must turn round at every wall and reverse blind (there is no sensor at the back), which is slower, riskier, and needs room to turn.</w:t>
+      </w:r>
+    </w:p>
+    <w:p>
+      <w:pPr>
         <w:pStyle w:val="Heading1"/>
         <w:keepNext/>
         <w:pageBreakBefore/>
@@ -10237,10 +10277,22 @@
                 <w:sz w:val="20"/>
                 <w:szCs w:val="20"/>
               </w:rPr>
+              <w:t xml:space="preserve">DRIVE_SPEED_UP_CM</w:t>
+            </w:r>
+            <w:r>
+              <w:t xml:space="preserve"> (4), </w:t>
+            </w:r>
+            <w:r>
+              <w:rPr>
+                <w:rFonts w:ascii="Consolas" w:cs="Consolas" w:eastAsia="Consolas" w:hAnsi="Consolas"/>
+                <w:color w:val="7A2E12"/>
+                <w:sz w:val="20"/>
+                <w:szCs w:val="20"/>
+              </w:rPr>
               <w:t xml:space="preserve">DRIVE_SLOW_ZONE_CM</w:t>
             </w:r>
             <w:r>
-              <w:t xml:space="preserve"> (3)</w:t>
+              <w:t xml:space="preserve"> (4)</w:t>
             </w:r>
           </w:p>
         </w:tc>
@@ -10259,7 +10311,7 @@
               <w:spacing w:after="40" w:before="40"/>
             </w:pPr>
             <w:r>
-              <w:t xml:space="preserve">The rover slows down for the last few cm of a drive, so it stops on the spot. If drives overshoot, make the zone bigger or the slow speed lower.</w:t>
+              <w:t xml:space="preserve">The rover speeds up gently over the first few cm of a drive and slows down gently over the last few, so it does not lurch and stops on the spot. If drives overshoot, make the slow zone bigger or the slow speed lower. If the rover still jerks, make both zones bigger.</w:t>
             </w:r>
           </w:p>
         </w:tc>
@@ -10612,7 +10664,7 @@
               <w:t xml:space="preserve">MAX_TRUSTED_CM</w:t>
             </w:r>
             <w:r>
-              <w:t xml:space="preserve"> (180)</w:t>
+              <w:t xml:space="preserve"> (200)</w:t>
             </w:r>
           </w:p>
         </w:tc>
@@ -10631,7 +10683,7 @@
               <w:spacing w:after="40" w:before="40"/>
             </w:pPr>
             <w:r>
-              <w:t xml:space="preserve">Distance readings further than this count as “no echo”. Set it a little below the longest straight path in your course.</w:t>
+              <w:t xml:space="preserve">Distance readings further than this count as “no echo”. The sensor cannot see further than 2 m. If no straight path in your course is that long, set it a little below the longest one.</w:t>
             </w:r>
           </w:p>
         </w:tc>
@@ -12256,7 +12308,7 @@
         <w:sz w:val="16"/>
         <w:szCs w:val="16"/>
       </w:rPr>
-      <w:t xml:space="preserve">Rover Software — Maze explorer  ·  version 1.1  ·  page </w:t>
+      <w:t xml:space="preserve">Rover Software — Maze explorer  ·  version 1.2  ·  page </w:t>
     </w:r>
     <w:r>
       <w:rPr>
